--- a/docs/docx_docs/report_09_gbr.docx
+++ b/docs/docx_docs/report_09_gbr.docx
@@ -74,13 +74,7 @@
         <w:rPr>
           <w:rFonts w:ascii="Times New Roman" w:hAnsi="Times New Roman" w:cs="Times New Roman"/>
         </w:rPr>
-        <w:t xml:space="preserve"> </w:t>
-      </w:r>
-      <w:r>
-        <w:rPr>
-          <w:rFonts w:ascii="Times New Roman" w:hAnsi="Times New Roman" w:cs="Times New Roman"/>
-        </w:rPr>
-        <w:t xml:space="preserve">«чёрный ящик». Её роль в работе </w:t>
+        <w:t xml:space="preserve"> «чёрный ящик». Её роль в работе </w:t>
       </w:r>
       <w:r>
         <w:rPr>
@@ -179,15 +173,7 @@
           <w:rFonts w:ascii="Times New Roman" w:hAnsi="Times New Roman" w:cs="Times New Roman"/>
           <w:sz w:val="24"/>
         </w:rPr>
-        <w:t>n_es</w:t>
-      </w:r>
-      <w:r>
-        <w:rPr>
-          <w:rStyle w:val="VerbatimChar"/>
-          <w:rFonts w:ascii="Times New Roman" w:hAnsi="Times New Roman" w:cs="Times New Roman"/>
-          <w:sz w:val="24"/>
-        </w:rPr>
-        <w:t>timators</w:t>
+        <w:t>n_estimators</w:t>
       </w:r>
       <w:proofErr w:type="spellEnd"/>
       <w:r>
@@ -232,19 +218,7 @@
         <w:rPr>
           <w:rFonts w:ascii="Times New Roman" w:hAnsi="Times New Roman" w:cs="Times New Roman"/>
         </w:rPr>
-        <w:t xml:space="preserve">-One-Group-Out по 6 профилям. Явной формулы нет, поэтому вместо коэффициентов метод характеризуется </w:t>
-      </w:r>
-      <w:r>
-        <w:rPr>
-          <w:rFonts w:ascii="Times New Roman" w:hAnsi="Times New Roman" w:cs="Times New Roman"/>
-        </w:rPr>
-        <w:t>важностями признаков</w:t>
-      </w:r>
-      <w:r>
-        <w:rPr>
-          <w:rFonts w:ascii="Times New Roman" w:hAnsi="Times New Roman" w:cs="Times New Roman"/>
-        </w:rPr>
-        <w:t xml:space="preserve"> (раздел 5.2).</w:t>
+        <w:t>-One-Group-Out по 6 профилям. Явной формулы нет, поэтому вместо коэффициентов метод характеризуется важностями признаков (раздел 5.2).</w:t>
       </w:r>
     </w:p>
     <w:p>
@@ -266,16 +240,7 @@
           <w:sz w:val="28"/>
           <w:szCs w:val="28"/>
         </w:rPr>
-        <w:t>3. Подбор гиперпара</w:t>
-      </w:r>
-      <w:r>
-        <w:rPr>
-          <w:rFonts w:ascii="Times New Roman" w:hAnsi="Times New Roman" w:cs="Times New Roman"/>
-          <w:color w:val="auto"/>
-          <w:sz w:val="28"/>
-          <w:szCs w:val="28"/>
-        </w:rPr>
-        <w:t>метров</w:t>
+        <w:t>3. Подбор гиперпараметров</w:t>
       </w:r>
     </w:p>
     <w:p>
@@ -965,81 +930,33 @@
         <w:rPr>
           <w:rFonts w:ascii="Times New Roman" w:hAnsi="Times New Roman" w:cs="Times New Roman"/>
         </w:rPr>
-        <w:t xml:space="preserve">Ключ </w:t>
-      </w:r>
-      <w:r>
-        <w:rPr>
-          <w:rFonts w:ascii="Times New Roman" w:hAnsi="Times New Roman" w:cs="Times New Roman"/>
-        </w:rPr>
-        <w:t>–</w:t>
-      </w:r>
-      <w:r>
-        <w:rPr>
-          <w:rFonts w:ascii="Times New Roman" w:hAnsi="Times New Roman" w:cs="Times New Roman"/>
-        </w:rPr>
-        <w:t xml:space="preserve"> </w:t>
+        <w:t xml:space="preserve">Ключевым оказалось ограничение </w:t>
       </w:r>
       <w:proofErr w:type="spellStart"/>
       <w:r>
         <w:rPr>
-          <w:rStyle w:val="VerbatimChar"/>
-          <w:rFonts w:ascii="Times New Roman" w:hAnsi="Times New Roman" w:cs="Times New Roman"/>
-          <w:sz w:val="24"/>
+          <w:rFonts w:ascii="Times New Roman" w:hAnsi="Times New Roman" w:cs="Times New Roman"/>
         </w:rPr>
         <w:t>max_depth</w:t>
       </w:r>
       <w:proofErr w:type="spellEnd"/>
       <w:r>
         <w:rPr>
-          <w:rStyle w:val="VerbatimChar"/>
-          <w:rFonts w:ascii="Times New Roman" w:hAnsi="Times New Roman" w:cs="Times New Roman"/>
-          <w:sz w:val="24"/>
-        </w:rPr>
-        <w:t>=1</w:t>
-      </w:r>
-      <w:r>
-        <w:rPr>
-          <w:rFonts w:ascii="Times New Roman" w:hAnsi="Times New Roman" w:cs="Times New Roman"/>
-        </w:rPr>
-        <w:t xml:space="preserve"> </w:t>
-      </w:r>
-      <w:r>
-        <w:rPr>
-          <w:rFonts w:ascii="Times New Roman" w:hAnsi="Times New Roman" w:cs="Times New Roman"/>
-        </w:rPr>
-        <w:t xml:space="preserve">– </w:t>
-      </w:r>
-      <w:r>
-        <w:rPr>
-          <w:rFonts w:ascii="Times New Roman" w:hAnsi="Times New Roman" w:cs="Times New Roman"/>
-        </w:rPr>
-        <w:t>н</w:t>
-      </w:r>
-      <w:r>
-        <w:rPr>
-          <w:rFonts w:ascii="Times New Roman" w:hAnsi="Times New Roman" w:cs="Times New Roman"/>
-        </w:rPr>
-        <w:t xml:space="preserve">е заучивают отдельные профили, </w:t>
-      </w:r>
-      <w:r>
-        <w:rPr>
-          <w:rFonts w:ascii="Times New Roman" w:hAnsi="Times New Roman" w:cs="Times New Roman"/>
-        </w:rPr>
-        <w:t xml:space="preserve">и модель </w:t>
-      </w:r>
-      <w:proofErr w:type="gramStart"/>
-      <w:r>
-        <w:rPr>
-          <w:rFonts w:ascii="Times New Roman" w:hAnsi="Times New Roman" w:cs="Times New Roman"/>
-        </w:rPr>
-        <w:t>превращается по сути</w:t>
-      </w:r>
-      <w:proofErr w:type="gramEnd"/>
-      <w:r>
-        <w:rPr>
-          <w:rFonts w:ascii="Times New Roman" w:hAnsi="Times New Roman" w:cs="Times New Roman"/>
-        </w:rPr>
-        <w:t xml:space="preserve"> в аддитивную. Больше деревьев (400) и чуть больший шаг (0.1) добавляют точности без взрыва переобучения. В модель зашито </w:t>
+          <w:rFonts w:ascii="Times New Roman" w:hAnsi="Times New Roman" w:cs="Times New Roman"/>
+        </w:rPr>
+        <w:t>=1: деревья перестают запоминать отдельные профили и вносят лишь небольшие последовательные поправки к предсказанию, что значительно снижает переобучени</w:t>
+      </w:r>
+      <w:r>
+        <w:rPr>
+          <w:rFonts w:ascii="Times New Roman" w:hAnsi="Times New Roman" w:cs="Times New Roman"/>
+        </w:rPr>
+        <w:t xml:space="preserve">е. </w:t>
+      </w:r>
+      <w:r>
+        <w:rPr>
+          <w:rFonts w:ascii="Times New Roman" w:hAnsi="Times New Roman" w:cs="Times New Roman"/>
+        </w:rPr>
+        <w:t xml:space="preserve">Больше деревьев (400) и чуть больший шаг (0.1) добавляют точности без взрыва переобучения. В модель зашито </w:t>
       </w:r>
       <w:proofErr w:type="spellStart"/>
       <w:r>
@@ -1147,13 +1064,7 @@
         <w:rPr>
           <w:rFonts w:ascii="Times New Roman" w:hAnsi="Times New Roman" w:cs="Times New Roman"/>
         </w:rPr>
-        <w:t>Сравнение настр</w:t>
-      </w:r>
-      <w:r>
-        <w:rPr>
-          <w:rFonts w:ascii="Times New Roman" w:hAnsi="Times New Roman" w:cs="Times New Roman"/>
-        </w:rPr>
-        <w:t>оенного GBR с лучшим линейным (Lasso) и лучшим методом в целом (DE):</w:t>
+        <w:t>Сравнение настроенного GBR с лучшим линейным (Lasso) и лучшим методом в целом (DE):</w:t>
       </w:r>
     </w:p>
     <w:tbl>
@@ -1289,13 +1200,7 @@
               <w:rPr>
                 <w:rFonts w:ascii="Times New Roman" w:hAnsi="Times New Roman" w:cs="Times New Roman"/>
               </w:rPr>
-              <w:t>СП63</w:t>
-            </w:r>
-            <w:r>
-              <w:rPr>
-                <w:rFonts w:ascii="Times New Roman" w:hAnsi="Times New Roman" w:cs="Times New Roman"/>
-              </w:rPr>
-              <w:t xml:space="preserve"> </w:t>
+              <w:t xml:space="preserve">СП63 </w:t>
             </w:r>
             <m:oMath>
               <m:sSup>
@@ -1660,13 +1565,7 @@
               <w:rPr>
                 <w:rFonts w:ascii="Times New Roman" w:hAnsi="Times New Roman" w:cs="Times New Roman"/>
               </w:rPr>
-              <w:t>РУК78</w:t>
-            </w:r>
-            <w:r>
-              <w:rPr>
-                <w:rFonts w:ascii="Times New Roman" w:hAnsi="Times New Roman" w:cs="Times New Roman"/>
-              </w:rPr>
-              <w:t xml:space="preserve"> </w:t>
+              <w:t xml:space="preserve">РУК78 </w:t>
             </w:r>
             <m:oMath>
               <m:sSup>
@@ -2129,25 +2028,7 @@
         <w:rPr>
           <w:rFonts w:ascii="Times New Roman" w:hAnsi="Times New Roman" w:cs="Times New Roman"/>
         </w:rPr>
-        <w:t xml:space="preserve">/RMSE настроенный GBR </w:t>
-      </w:r>
-      <w:r>
-        <w:rPr>
-          <w:rFonts w:ascii="Times New Roman" w:hAnsi="Times New Roman" w:cs="Times New Roman"/>
-        </w:rPr>
-        <w:t>вышел на уровен</w:t>
-      </w:r>
-      <w:r>
-        <w:rPr>
-          <w:rFonts w:ascii="Times New Roman" w:hAnsi="Times New Roman" w:cs="Times New Roman"/>
-        </w:rPr>
-        <w:t>ь Lasso</w:t>
-      </w:r>
-      <w:r>
-        <w:rPr>
-          <w:rFonts w:ascii="Times New Roman" w:hAnsi="Times New Roman" w:cs="Times New Roman"/>
-        </w:rPr>
-        <w:t xml:space="preserve"> (на РУК78 даже чуть выше), но не превзошёл линейный класс </w:t>
+        <w:t xml:space="preserve">/RMSE настроенный GBR вышел на уровень Lasso (на РУК78 даже чуть выше), но не превзошёл линейный класс </w:t>
       </w:r>
       <w:r>
         <w:rPr>
@@ -2198,14 +2079,7 @@
           <w:rFonts w:ascii="Times New Roman" w:hAnsi="Times New Roman" w:cs="Times New Roman"/>
           <w:color w:val="auto"/>
         </w:rPr>
-        <w:t>5.1. Переобучение –</w:t>
-      </w:r>
-      <w:r>
-        <w:rPr>
-          <w:rFonts w:ascii="Times New Roman" w:hAnsi="Times New Roman" w:cs="Times New Roman"/>
-          <w:color w:val="auto"/>
-        </w:rPr>
-        <w:t xml:space="preserve"> главная черта</w:t>
+        <w:t>5.1. Переобучение – главная черта</w:t>
       </w:r>
     </w:p>
     <w:p>
@@ -2258,19 +2132,7 @@
         <w:rPr>
           <w:rFonts w:ascii="Times New Roman" w:hAnsi="Times New Roman" w:cs="Times New Roman"/>
         </w:rPr>
-        <w:t xml:space="preserve"> на обучении = 1.000</w:t>
-      </w:r>
-      <w:r>
-        <w:rPr>
-          <w:rFonts w:ascii="Times New Roman" w:hAnsi="Times New Roman" w:cs="Times New Roman"/>
-        </w:rPr>
-        <w:t xml:space="preserve"> на обеих целях: ансамбль идеально </w:t>
-      </w:r>
-      <w:r>
-        <w:rPr>
-          <w:rFonts w:ascii="Times New Roman" w:hAnsi="Times New Roman" w:cs="Times New Roman"/>
-        </w:rPr>
-        <w:t>запоминает обучающую выборку, а на отложенном профиле проседает до 0.83–0.86 (</w:t>
+        <w:t xml:space="preserve"> на обучении = 1.000 на обеих целях: ансамбль идеально запоминает обучающую выборку, а на отложенном профиле проседает до 0.83–0.86 (</w:t>
       </w:r>
       <w:proofErr w:type="spellStart"/>
       <w:r>
@@ -2310,25 +2172,7 @@
         <w:rPr>
           <w:rFonts w:ascii="Times New Roman" w:hAnsi="Times New Roman" w:cs="Times New Roman"/>
         </w:rPr>
-        <w:t xml:space="preserve"> = </w:t>
-      </w:r>
-      <w:r>
-        <w:rPr>
-          <w:rFonts w:ascii="Times New Roman" w:hAnsi="Times New Roman" w:cs="Times New Roman"/>
-        </w:rPr>
-        <w:t>17 %</w:t>
-      </w:r>
-      <w:r>
-        <w:rPr>
-          <w:rFonts w:ascii="Times New Roman" w:hAnsi="Times New Roman" w:cs="Times New Roman"/>
-        </w:rPr>
-        <w:t xml:space="preserve"> (против 33 % у Lasso и 100 % у DE): по относительной точности предсказания GBR грубоваты. Дерево пл</w:t>
-      </w:r>
-      <w:r>
-        <w:rPr>
-          <w:rFonts w:ascii="Times New Roman" w:hAnsi="Times New Roman" w:cs="Times New Roman"/>
-        </w:rPr>
-        <w:t xml:space="preserve">охо интерполирует между разреженными профилями </w:t>
+        <w:t xml:space="preserve"> = 17 % (против 33 % у Lasso и 100 % у DE): по относительной точности предсказания GBR грубоваты. Дерево плохо интерполирует между разреженными профилями </w:t>
       </w:r>
       <w:r>
         <w:rPr>
@@ -2444,13 +2288,7 @@
         <w:rPr>
           <w:rFonts w:ascii="Times New Roman" w:hAnsi="Times New Roman" w:cs="Times New Roman"/>
         </w:rPr>
-        <w:t>Рисунок 3 – Важности признаков GBR по</w:t>
-      </w:r>
-      <w:r>
-        <w:rPr>
-          <w:rFonts w:ascii="Times New Roman" w:hAnsi="Times New Roman" w:cs="Times New Roman"/>
-        </w:rPr>
-        <w:t xml:space="preserve"> обеим целям</w:t>
+        <w:t>Рисунок 3 – Важности признаков GBR по обеим целям</w:t>
       </w:r>
     </w:p>
     <w:tbl>
@@ -2938,19 +2776,7 @@
         <w:rPr>
           <w:rFonts w:ascii="Times New Roman" w:hAnsi="Times New Roman" w:cs="Times New Roman"/>
         </w:rPr>
-        <w:t xml:space="preserve">Совершенно другой класс модели </w:t>
-      </w:r>
-      <w:r>
-        <w:rPr>
-          <w:rFonts w:ascii="Times New Roman" w:hAnsi="Times New Roman" w:cs="Times New Roman"/>
-        </w:rPr>
-        <w:t>независимо подтвердил ту же физику</w:t>
-      </w:r>
-      <w:r>
-        <w:rPr>
-          <w:rFonts w:ascii="Times New Roman" w:hAnsi="Times New Roman" w:cs="Times New Roman"/>
-        </w:rPr>
-        <w:t>, что линейные и символьные методы:</w:t>
+        <w:t>Совершенно другой класс модели независимо подтвердил ту же физику, что линейные и символьные методы:</w:t>
       </w:r>
     </w:p>
     <w:p>
@@ -2976,19 +2802,7 @@
         <w:rPr>
           <w:rFonts w:ascii="Times New Roman" w:hAnsi="Times New Roman" w:cs="Times New Roman"/>
         </w:rPr>
-        <w:t xml:space="preserve"> </w:t>
-      </w:r>
-      <w:r>
-        <w:rPr>
-          <w:rFonts w:ascii="Times New Roman" w:hAnsi="Times New Roman" w:cs="Times New Roman"/>
-        </w:rPr>
-        <w:t>имеет нулевую важность</w:t>
-      </w:r>
-      <w:r>
-        <w:rPr>
-          <w:rFonts w:ascii="Times New Roman" w:hAnsi="Times New Roman" w:cs="Times New Roman"/>
-        </w:rPr>
-        <w:t xml:space="preserve"> </w:t>
+        <w:t xml:space="preserve"> имеет нулевую важность </w:t>
       </w:r>
       <w:r>
         <w:rPr>
@@ -3057,19 +2871,7 @@
         <w:rPr>
           <w:rFonts w:ascii="Times New Roman" w:hAnsi="Times New Roman" w:cs="Times New Roman"/>
         </w:rPr>
-        <w:t xml:space="preserve">вес несут </w:t>
-      </w:r>
-      <w:r>
-        <w:rPr>
-          <w:rFonts w:ascii="Times New Roman" w:hAnsi="Times New Roman" w:cs="Times New Roman"/>
-        </w:rPr>
-        <w:t>материал</w:t>
-      </w:r>
-      <w:r>
-        <w:rPr>
-          <w:rFonts w:ascii="Times New Roman" w:hAnsi="Times New Roman" w:cs="Times New Roman"/>
-        </w:rPr>
-        <w:t xml:space="preserve"> (</w:t>
+        <w:t>вес несут материал (</w:t>
       </w:r>
       <w:r>
         <w:rPr>
@@ -3125,13 +2927,7 @@
         <w:rPr>
           <w:rFonts w:ascii="Times New Roman" w:hAnsi="Times New Roman" w:cs="Times New Roman"/>
         </w:rPr>
-        <w:t xml:space="preserve"> коллинеарная тройка, дерево делит её между собой по-разному на разных целях) и </w:t>
-      </w:r>
-      <w:r>
-        <w:rPr>
-          <w:rFonts w:ascii="Times New Roman" w:hAnsi="Times New Roman" w:cs="Times New Roman"/>
-        </w:rPr>
-        <w:t xml:space="preserve">высота </w:t>
+        <w:t xml:space="preserve"> коллинеарная тройка, дерево делит её между собой по-разному на разных целях) и высота </w:t>
       </w:r>
       <w:r>
         <w:rPr>
@@ -3159,13 +2955,7 @@
         <w:rPr>
           <w:rFonts w:ascii="Times New Roman" w:hAnsi="Times New Roman" w:cs="Times New Roman"/>
         </w:rPr>
-        <w:t xml:space="preserve"> практически не </w:t>
-      </w:r>
-      <w:r>
-        <w:rPr>
-          <w:rFonts w:ascii="Times New Roman" w:hAnsi="Times New Roman" w:cs="Times New Roman"/>
-        </w:rPr>
-        <w:t>важен.</w:t>
+        <w:t xml:space="preserve"> практически не важен.</w:t>
       </w:r>
     </w:p>
     <w:p>
@@ -3209,25 +2999,7 @@
         <w:rPr>
           <w:rFonts w:ascii="Times New Roman" w:hAnsi="Times New Roman" w:cs="Times New Roman"/>
         </w:rPr>
-        <w:t xml:space="preserve"> стальной H=200 (RMSE 24.8 кН на СП63, 47.1 на РУК78), но, в отличие от линейных методов, GBR ошибается заметно </w:t>
-      </w:r>
-      <w:r>
-        <w:rPr>
-          <w:rFonts w:ascii="Times New Roman" w:hAnsi="Times New Roman" w:cs="Times New Roman"/>
-        </w:rPr>
-        <w:t>на многих профилях сразу</w:t>
-      </w:r>
-      <w:r>
-        <w:rPr>
-          <w:rFonts w:ascii="Times New Roman" w:hAnsi="Times New Roman" w:cs="Times New Roman"/>
-        </w:rPr>
-        <w:t xml:space="preserve"> (композит H=160, сталь H=140): дерево не восстанавливает гладкую зависим</w:t>
-      </w:r>
-      <w:r>
-        <w:rPr>
-          <w:rFonts w:ascii="Times New Roman" w:hAnsi="Times New Roman" w:cs="Times New Roman"/>
-        </w:rPr>
-        <w:t>ость между профилями, а даёт ступенчатую аппроксимацию.</w:t>
+        <w:t xml:space="preserve"> стальной H=200 (RMSE 24.8 кН на СП63, 47.1 на РУК78), но, в отличие от линейных методов, GBR ошибается заметно на многих профилях сразу (композит H=160, сталь H=140): дерево не восстанавливает гладкую зависимость между профилями, а даёт ступенчатую аппроксимацию.</w:t>
       </w:r>
     </w:p>
     <w:p>
@@ -3268,13 +3040,7 @@
         <w:rPr>
           <w:rFonts w:ascii="Times New Roman" w:hAnsi="Times New Roman" w:cs="Times New Roman"/>
         </w:rPr>
-        <w:t>Настроенный GBR догнал линейный класс, но не превзошёл его</w:t>
-      </w:r>
-      <w:r>
-        <w:rPr>
-          <w:rFonts w:ascii="Times New Roman" w:hAnsi="Times New Roman" w:cs="Times New Roman"/>
-        </w:rPr>
-        <w:t xml:space="preserve"> (</w:t>
+        <w:t>Настроенный GBR догнал линейный класс, но не превзошёл его (</w:t>
       </w:r>
       <m:oMath>
         <m:sSup>
@@ -3421,13 +3187,7 @@
         <w:rPr>
           <w:rFonts w:ascii="Times New Roman" w:hAnsi="Times New Roman" w:cs="Times New Roman"/>
         </w:rPr>
-        <w:t>неоправда</w:t>
-      </w:r>
-      <w:r>
-        <w:rPr>
-          <w:rFonts w:ascii="Times New Roman" w:hAnsi="Times New Roman" w:cs="Times New Roman"/>
-        </w:rPr>
-        <w:t>н</w:t>
+        <w:t>неоправдан</w:t>
       </w:r>
       <w:proofErr w:type="spellEnd"/>
       <w:r>
@@ -3446,13 +3206,7 @@
         <w:rPr>
           <w:rFonts w:ascii="Times New Roman" w:hAnsi="Times New Roman" w:cs="Times New Roman"/>
         </w:rPr>
-        <w:t xml:space="preserve"> ровно как предсказывает ТЗ: даже с сильной регуляризацией </w:t>
-      </w:r>
-      <w:r>
-        <w:rPr>
-          <w:rFonts w:ascii="Times New Roman" w:hAnsi="Times New Roman" w:cs="Times New Roman"/>
-        </w:rPr>
-        <w:t>он переобучается (</w:t>
+        <w:t xml:space="preserve"> ровно как предсказывает ТЗ: даже с сильной регуляризацией он переобучается (</w:t>
       </w:r>
       <m:oMath>
         <m:sSubSup>
@@ -3536,19 +3290,7 @@
         <w:rPr>
           <w:rFonts w:ascii="Times New Roman" w:hAnsi="Times New Roman" w:cs="Times New Roman"/>
         </w:rPr>
-        <w:t>Ценный побочн</w:t>
-      </w:r>
-      <w:r>
-        <w:rPr>
-          <w:rFonts w:ascii="Times New Roman" w:hAnsi="Times New Roman" w:cs="Times New Roman"/>
-        </w:rPr>
-        <w:t>ый результат</w:t>
-      </w:r>
-      <w:r>
-        <w:rPr>
-          <w:rFonts w:ascii="Times New Roman" w:hAnsi="Times New Roman" w:cs="Times New Roman"/>
-        </w:rPr>
-        <w:t xml:space="preserve"> </w:t>
+        <w:t xml:space="preserve">Ценный побочный результат </w:t>
       </w:r>
       <w:r>
         <w:rPr>
@@ -3592,13 +3334,7 @@
         <w:rPr>
           <w:rFonts w:ascii="Times New Roman" w:hAnsi="Times New Roman" w:cs="Times New Roman"/>
         </w:rPr>
-        <w:t>Практический вывод:</w:t>
-      </w:r>
-      <w:r>
-        <w:rPr>
-          <w:rFonts w:ascii="Times New Roman" w:hAnsi="Times New Roman" w:cs="Times New Roman"/>
-        </w:rPr>
-        <w:t xml:space="preserve"> на данной задаче простая регуляризованная линейная модель предпочтительнее </w:t>
+        <w:t xml:space="preserve">Практический вывод: на данной задаче простая регуляризованная линейная модель предпочтительнее </w:t>
       </w:r>
       <w:proofErr w:type="spellStart"/>
       <w:r>
@@ -3638,13 +3374,7 @@
         <w:rPr>
           <w:rFonts w:ascii="Times New Roman" w:hAnsi="Times New Roman" w:cs="Times New Roman"/>
         </w:rPr>
-        <w:t xml:space="preserve"> и не хуже п</w:t>
-      </w:r>
-      <w:r>
-        <w:rPr>
-          <w:rFonts w:ascii="Times New Roman" w:hAnsi="Times New Roman" w:cs="Times New Roman"/>
-        </w:rPr>
-        <w:t>о качеству.</w:t>
+        <w:t xml:space="preserve"> и не хуже по качеству.</w:t>
       </w:r>
       <w:bookmarkEnd w:id="0"/>
       <w:bookmarkEnd w:id="9"/>
@@ -4011,6 +3741,13 @@
     <w:lsdException w:name="Placeholder Text" w:semiHidden="1"/>
     <w:lsdException w:name="Light Shading"/>
     <w:lsdException w:name="Light List"/>
+    <w:lsdException w:name="Light Grid"/>
+    <w:lsdException w:name="Medium Shading 1"/>
+    <w:lsdException w:name="Medium Shading 2"/>
+    <w:lsdException w:name="Medium List 1"/>
+    <w:lsdException w:name="Medium List 2"/>
+    <w:lsdException w:name="Medium Grid 1"/>
+    <w:lsdException w:name="Medium Grid 2"/>
     <w:lsdException w:name="Medium Grid 3"/>
     <w:lsdException w:name="Dark List"/>
     <w:lsdException w:name="Colorful Shading"/>
